--- a/preview/docxs/51-content-strategist.docx
+++ b/preview/docxs/51-content-strategist.docx
@@ -508,7 +508,7 @@
         </w:rPr>
         <w:t xml:space="preserve">Demo: </w:t>
       </w:r>
-      <w:hyperlink w:history="1" r:id="rIdxj1bbkmhvsgsmcmgz-1ns">
+      <w:hyperlink w:history="1" r:id="rIdex1xsb2e2r9cc64g-7y9c">
         <w:r>
           <w:rPr>
             <w:color w:val="0891b2"/>
@@ -536,7 +536,7 @@
         </w:rPr>
         <w:t xml:space="preserve">Code: </w:t>
       </w:r>
-      <w:hyperlink w:history="1" r:id="rIdsjiulthlfap8s7wthsyjj">
+      <w:hyperlink w:history="1" r:id="rIdcqvhnjzhz6hqwdtx8voqa">
         <w:r>
           <w:rPr>
             <w:color w:val="0891b2"/>
@@ -626,7 +626,7 @@
         </w:rPr>
         <w:t xml:space="preserve">Demo: </w:t>
       </w:r>
-      <w:hyperlink w:history="1" r:id="rIddjdjrr0wqmfhazrxk6n3t">
+      <w:hyperlink w:history="1" r:id="rIdgiqfjxnxzducl3pmvj6kf">
         <w:r>
           <w:rPr>
             <w:color w:val="0891b2"/>
@@ -1060,7 +1060,7 @@
         </w:rPr>
         <w:t xml:space="preserve">Portfolio: </w:t>
       </w:r>
-      <w:hyperlink w:history="1" r:id="rIdr8yuwbcxewqy8alahtiny">
+      <w:hyperlink w:history="1" r:id="rIdwzoqtux-pxecgypebl4_e">
         <w:r>
           <w:rPr>
             <w:color w:val="0891b2"/>
